--- a/Module-1/Session4.docx
+++ b/Module-1/Session4.docx
@@ -2,7 +2,846 @@
 <file path=word/document.xml><?xml version="1.0" encoding="utf-8"?>
 <w:document xmlns:wpc="http://schemas.microsoft.com/office/word/2010/wordprocessingCanvas" xmlns:cx="http://schemas.microsoft.com/office/drawing/2014/chartex" xmlns:cx1="http://schemas.microsoft.com/office/drawing/2015/9/8/chartex" xmlns:cx2="http://schemas.microsoft.com/office/drawing/2015/10/21/chartex" xmlns:cx3="http://schemas.microsoft.com/office/drawing/2016/5/9/chartex" xmlns:cx4="http://schemas.microsoft.com/office/drawing/2016/5/10/chartex" xmlns:cx5="http://schemas.microsoft.com/office/drawing/2016/5/11/chartex" xmlns:cx6="http://schemas.microsoft.com/office/drawing/2016/5/12/chartex" xmlns:cx7="http://schemas.microsoft.com/office/drawing/2016/5/13/chartex" xmlns:cx8="http://schemas.microsoft.com/office/drawing/2016/5/14/chartex" xmlns:mc="http://schemas.openxmlformats.org/markup-compatibility/2006" xmlns:aink="http://schemas.microsoft.com/office/drawing/2016/ink" xmlns:am3d="http://schemas.microsoft.com/office/drawing/2017/model3d" xmlns:o="urn:schemas-microsoft-com:office:office" xmlns:oel="http://schemas.microsoft.com/office/2019/extlst" xmlns:r="http://schemas.openxmlformats.org/officeDocument/2006/relationships" xmlns:m="http://schemas.openxmlformats.org/officeDocument/2006/math" xmlns:v="urn:schemas-microsoft-com:vml" xmlns:wp14="http://schemas.microsoft.com/office/word/2010/wordprocessingDrawing" xmlns:wp="http://schemas.openxmlformats.org/drawingml/2006/wordprocessingDrawing" xmlns:w10="urn:schemas-microsoft-com:office:word" xmlns:w="http://schemas.openxmlformats.org/wordprocessingml/2006/main" xmlns:w14="http://schemas.microsoft.com/office/word/2010/wordml" xmlns:w15="http://schemas.microsoft.com/office/word/2012/wordml" xmlns:w16cei="http://schemas.microsoft.com/office/word/2026/wordml/cei" xmlns:w16cex="http://schemas.microsoft.com/office/word/2018/wordml/cex" xmlns:w16cid="http://schemas.microsoft.com/office/word/2016/wordml/cid" xmlns:w16="http://schemas.microsoft.com/office/word/2018/wordml" xmlns:w16du="http://schemas.microsoft.com/office/word/2023/wordml/word16du" xmlns:w16sdtdh="http://schemas.microsoft.com/office/word/2020/wordml/sdtdatahash" xmlns:w16sdtfl="http://schemas.microsoft.com/office/word/2024/wordml/sdtformatlock" xmlns:w16se="http://schemas.microsoft.com/office/word/2015/wordml/symex" xmlns:wpg="http://schemas.microsoft.com/office/word/2010/wordprocessingGroup" xmlns:wpi="http://schemas.microsoft.com/office/word/2010/wordprocessingInk" xmlns:wne="http://schemas.microsoft.com/office/word/2006/wordml" xmlns:wps="http://schemas.microsoft.com/office/word/2010/wordprocessingShape" mc:Ignorable="w14 w15 w16se w16cid w16 w16cex w16sdtdh w16sdtfl w16du wp14">
   <w:body>
-    <w:p/>
+    <w:p>
+      <w:pPr>
+        <w:spacing w:line="240" w:lineRule="auto"/>
+        <w:rPr>
+          <w:b/>
+          <w:bCs/>
+          <w:sz w:val="24"/>
+          <w:szCs w:val="24"/>
+          <w:lang w:val="en-US"/>
+        </w:rPr>
+      </w:pPr>
+      <w:r>
+        <w:rPr>
+          <w:b/>
+          <w:bCs/>
+          <w:sz w:val="28"/>
+          <w:szCs w:val="28"/>
+          <w:lang w:val="en-US"/>
+        </w:rPr>
+        <w:t>Module-1</w:t>
+      </w:r>
+    </w:p>
+    <w:p>
+      <w:pPr>
+        <w:spacing w:line="240" w:lineRule="auto"/>
+        <w:ind w:left="720"/>
+        <w:rPr>
+          <w:b/>
+          <w:bCs/>
+          <w:sz w:val="24"/>
+          <w:szCs w:val="24"/>
+          <w:lang w:val="en-US"/>
+        </w:rPr>
+      </w:pPr>
+      <w:r>
+        <w:rPr>
+          <w:b/>
+          <w:bCs/>
+          <w:sz w:val="24"/>
+          <w:szCs w:val="24"/>
+          <w:lang w:val="en-US"/>
+        </w:rPr>
+        <w:t>Session4:</w:t>
+      </w:r>
+    </w:p>
+    <w:p>
+      <w:pPr>
+        <w:spacing w:line="240" w:lineRule="auto"/>
+        <w:ind w:left="1440"/>
+      </w:pPr>
+      <w:r>
+        <w:rPr>
+          <w:b/>
+          <w:bCs/>
+        </w:rPr>
+        <w:t>Ques1:</w:t>
+      </w:r>
+      <w:r>
+        <w:t xml:space="preserve"> </w:t>
+      </w:r>
+      <w:r>
+        <w:t>List all 6 phases of SDLC in order with one line about each</w:t>
+      </w:r>
+      <w:r>
+        <w:t>?</w:t>
+      </w:r>
+    </w:p>
+    <w:p>
+      <w:pPr>
+        <w:spacing w:line="240" w:lineRule="auto"/>
+        <w:ind w:left="1440"/>
+      </w:pPr>
+      <w:r>
+        <w:rPr>
+          <w:b/>
+          <w:bCs/>
+        </w:rPr>
+        <w:t>Ans</w:t>
+      </w:r>
+      <w:r>
+        <w:rPr>
+          <w:b/>
+          <w:bCs/>
+        </w:rPr>
+        <w:t xml:space="preserve">: </w:t>
+      </w:r>
+      <w:r>
+        <w:t xml:space="preserve">The </w:t>
+      </w:r>
+      <w:r>
+        <w:rPr>
+          <w:b/>
+          <w:bCs/>
+        </w:rPr>
+        <w:t>6 phases of SDLC (Software Development Life Cycle)</w:t>
+      </w:r>
+      <w:r>
+        <w:t xml:space="preserve"> in orde</w:t>
+      </w:r>
+      <w:r>
+        <w:t>r</w:t>
+      </w:r>
+      <w:r>
+        <w:t>:</w:t>
+      </w:r>
+    </w:p>
+    <w:p>
+      <w:pPr>
+        <w:numPr>
+          <w:ilvl w:val="0"/>
+          <w:numId w:val="1"/>
+        </w:numPr>
+        <w:tabs>
+          <w:tab w:val="clear" w:pos="720"/>
+          <w:tab w:val="num" w:pos="2520"/>
+        </w:tabs>
+        <w:spacing w:line="240" w:lineRule="auto"/>
+        <w:ind w:left="2520"/>
+      </w:pPr>
+      <w:r>
+        <w:rPr>
+          <w:b/>
+          <w:bCs/>
+        </w:rPr>
+        <w:t>Planning</w:t>
+      </w:r>
+      <w:r>
+        <w:t xml:space="preserve"> – Identify the project goals, scope, resources, and timeline. </w:t>
+      </w:r>
+    </w:p>
+    <w:p>
+      <w:pPr>
+        <w:numPr>
+          <w:ilvl w:val="0"/>
+          <w:numId w:val="1"/>
+        </w:numPr>
+        <w:tabs>
+          <w:tab w:val="clear" w:pos="720"/>
+          <w:tab w:val="num" w:pos="2520"/>
+        </w:tabs>
+        <w:spacing w:line="240" w:lineRule="auto"/>
+        <w:ind w:left="2520"/>
+      </w:pPr>
+      <w:r>
+        <w:rPr>
+          <w:b/>
+          <w:bCs/>
+        </w:rPr>
+        <w:t>Requirement Analysis</w:t>
+      </w:r>
+      <w:r>
+        <w:t xml:space="preserve"> – Collect and </w:t>
+      </w:r>
+      <w:r>
+        <w:t>analyse</w:t>
+      </w:r>
+      <w:r>
+        <w:t xml:space="preserve"> what the users and business need. </w:t>
+      </w:r>
+    </w:p>
+    <w:p>
+      <w:pPr>
+        <w:numPr>
+          <w:ilvl w:val="0"/>
+          <w:numId w:val="1"/>
+        </w:numPr>
+        <w:tabs>
+          <w:tab w:val="clear" w:pos="720"/>
+          <w:tab w:val="num" w:pos="2520"/>
+        </w:tabs>
+        <w:spacing w:line="240" w:lineRule="auto"/>
+        <w:ind w:left="2520"/>
+      </w:pPr>
+      <w:r>
+        <w:rPr>
+          <w:b/>
+          <w:bCs/>
+        </w:rPr>
+        <w:t>Design</w:t>
+      </w:r>
+      <w:r>
+        <w:t xml:space="preserve"> – Create the system architecture, database, UI, and technical design. </w:t>
+      </w:r>
+    </w:p>
+    <w:p>
+      <w:pPr>
+        <w:numPr>
+          <w:ilvl w:val="0"/>
+          <w:numId w:val="1"/>
+        </w:numPr>
+        <w:tabs>
+          <w:tab w:val="clear" w:pos="720"/>
+          <w:tab w:val="num" w:pos="2520"/>
+        </w:tabs>
+        <w:spacing w:line="240" w:lineRule="auto"/>
+        <w:ind w:left="2520"/>
+      </w:pPr>
+      <w:r>
+        <w:rPr>
+          <w:b/>
+          <w:bCs/>
+        </w:rPr>
+        <w:t>Development (Implementation)</w:t>
+      </w:r>
+      <w:r>
+        <w:t xml:space="preserve"> – Write the code and build the software. </w:t>
+      </w:r>
+    </w:p>
+    <w:p>
+      <w:pPr>
+        <w:numPr>
+          <w:ilvl w:val="0"/>
+          <w:numId w:val="1"/>
+        </w:numPr>
+        <w:tabs>
+          <w:tab w:val="clear" w:pos="720"/>
+          <w:tab w:val="num" w:pos="2520"/>
+        </w:tabs>
+        <w:spacing w:line="240" w:lineRule="auto"/>
+        <w:ind w:left="2520"/>
+      </w:pPr>
+      <w:r>
+        <w:rPr>
+          <w:b/>
+          <w:bCs/>
+        </w:rPr>
+        <w:t>Testing</w:t>
+      </w:r>
+      <w:r>
+        <w:t xml:space="preserve"> – Test the software to find and fix bugs and ensure it meets requirements. </w:t>
+      </w:r>
+    </w:p>
+    <w:p>
+      <w:pPr>
+        <w:numPr>
+          <w:ilvl w:val="0"/>
+          <w:numId w:val="1"/>
+        </w:numPr>
+        <w:tabs>
+          <w:tab w:val="clear" w:pos="720"/>
+          <w:tab w:val="num" w:pos="2520"/>
+        </w:tabs>
+        <w:spacing w:line="240" w:lineRule="auto"/>
+        <w:ind w:left="2520"/>
+      </w:pPr>
+      <w:r>
+        <w:rPr>
+          <w:b/>
+          <w:bCs/>
+        </w:rPr>
+        <w:t>Deployment &amp; Maintenance</w:t>
+      </w:r>
+      <w:r>
+        <w:t xml:space="preserve"> – Release the software to users and continuously update, improve, and fix it.</w:t>
+      </w:r>
+    </w:p>
+    <w:p>
+      <w:pPr>
+        <w:spacing w:line="240" w:lineRule="auto"/>
+        <w:ind w:left="720" w:firstLine="720"/>
+      </w:pPr>
+      <w:r>
+        <w:rPr>
+          <w:b/>
+          <w:bCs/>
+        </w:rPr>
+        <w:t>Ques2:</w:t>
+      </w:r>
+      <w:r>
+        <w:t xml:space="preserve"> </w:t>
+      </w:r>
+      <w:r>
+        <w:t>Write 3 differences between Agile and Waterfall models</w:t>
+      </w:r>
+      <w:r>
+        <w:t>?</w:t>
+      </w:r>
+    </w:p>
+    <w:p>
+      <w:pPr>
+        <w:spacing w:line="240" w:lineRule="auto"/>
+        <w:ind w:left="720" w:firstLine="720"/>
+      </w:pPr>
+      <w:r>
+        <w:rPr>
+          <w:b/>
+          <w:bCs/>
+        </w:rPr>
+        <w:t>Ans:</w:t>
+      </w:r>
+    </w:p>
+    <w:tbl>
+      <w:tblPr>
+        <w:tblW w:w="0" w:type="auto"/>
+        <w:tblCellSpacing w:w="15" w:type="dxa"/>
+        <w:tblInd w:w="2160" w:type="dxa"/>
+        <w:tblCellMar>
+          <w:top w:w="15" w:type="dxa"/>
+          <w:left w:w="15" w:type="dxa"/>
+          <w:bottom w:w="15" w:type="dxa"/>
+          <w:right w:w="15" w:type="dxa"/>
+        </w:tblCellMar>
+        <w:tblLook w:val="04A0" w:firstRow="1" w:lastRow="0" w:firstColumn="1" w:lastColumn="0" w:noHBand="0" w:noVBand="1"/>
+      </w:tblPr>
+      <w:tblGrid>
+        <w:gridCol w:w="3096"/>
+        <w:gridCol w:w="3474"/>
+      </w:tblGrid>
+      <w:tr>
+        <w:trPr>
+          <w:tblHeader/>
+          <w:tblCellSpacing w:w="15" w:type="dxa"/>
+        </w:trPr>
+        <w:tc>
+          <w:tcPr>
+            <w:tcW w:w="3051" w:type="dxa"/>
+            <w:vAlign w:val="center"/>
+            <w:hideMark/>
+          </w:tcPr>
+          <w:p>
+            <w:pPr>
+              <w:spacing w:line="240" w:lineRule="auto"/>
+              <w:rPr>
+                <w:b/>
+                <w:bCs/>
+              </w:rPr>
+            </w:pPr>
+            <w:r>
+              <w:rPr>
+                <w:b/>
+                <w:bCs/>
+              </w:rPr>
+              <w:t>Agile Model</w:t>
+            </w:r>
+          </w:p>
+        </w:tc>
+        <w:tc>
+          <w:tcPr>
+            <w:tcW w:w="3429" w:type="dxa"/>
+            <w:vAlign w:val="center"/>
+            <w:hideMark/>
+          </w:tcPr>
+          <w:p>
+            <w:pPr>
+              <w:spacing w:line="240" w:lineRule="auto"/>
+              <w:rPr>
+                <w:b/>
+                <w:bCs/>
+              </w:rPr>
+            </w:pPr>
+            <w:r>
+              <w:rPr>
+                <w:b/>
+                <w:bCs/>
+              </w:rPr>
+              <w:t>Waterfall Model</w:t>
+            </w:r>
+          </w:p>
+        </w:tc>
+      </w:tr>
+      <w:tr>
+        <w:trPr>
+          <w:tblCellSpacing w:w="15" w:type="dxa"/>
+        </w:trPr>
+        <w:tc>
+          <w:tcPr>
+            <w:tcW w:w="3051" w:type="dxa"/>
+            <w:vAlign w:val="center"/>
+            <w:hideMark/>
+          </w:tcPr>
+          <w:p>
+            <w:pPr>
+              <w:spacing w:line="240" w:lineRule="auto"/>
+            </w:pPr>
+            <w:r>
+              <w:t xml:space="preserve">1. Development is done in </w:t>
+            </w:r>
+            <w:r>
+              <w:rPr>
+                <w:b/>
+                <w:bCs/>
+              </w:rPr>
+              <w:t>small iterations/sprints</w:t>
+            </w:r>
+            <w:r>
+              <w:t>.</w:t>
+            </w:r>
+          </w:p>
+        </w:tc>
+        <w:tc>
+          <w:tcPr>
+            <w:tcW w:w="3429" w:type="dxa"/>
+            <w:vAlign w:val="center"/>
+            <w:hideMark/>
+          </w:tcPr>
+          <w:p>
+            <w:pPr>
+              <w:spacing w:line="240" w:lineRule="auto"/>
+            </w:pPr>
+            <w:r>
+              <w:t xml:space="preserve">1. Development is done </w:t>
+            </w:r>
+            <w:r>
+              <w:rPr>
+                <w:b/>
+                <w:bCs/>
+              </w:rPr>
+              <w:t>phase by phase</w:t>
+            </w:r>
+            <w:r>
+              <w:t xml:space="preserve"> in a fixed sequence.</w:t>
+            </w:r>
+          </w:p>
+        </w:tc>
+      </w:tr>
+      <w:tr>
+        <w:trPr>
+          <w:tblCellSpacing w:w="15" w:type="dxa"/>
+        </w:trPr>
+        <w:tc>
+          <w:tcPr>
+            <w:tcW w:w="3051" w:type="dxa"/>
+            <w:vAlign w:val="center"/>
+            <w:hideMark/>
+          </w:tcPr>
+          <w:p>
+            <w:pPr>
+              <w:spacing w:line="240" w:lineRule="auto"/>
+            </w:pPr>
+            <w:r>
+              <w:t xml:space="preserve">2. </w:t>
+            </w:r>
+            <w:r>
+              <w:rPr>
+                <w:b/>
+                <w:bCs/>
+              </w:rPr>
+              <w:t>Changes can be easily accepted</w:t>
+            </w:r>
+            <w:r>
+              <w:t xml:space="preserve"> during development.</w:t>
+            </w:r>
+          </w:p>
+        </w:tc>
+        <w:tc>
+          <w:tcPr>
+            <w:tcW w:w="3429" w:type="dxa"/>
+            <w:vAlign w:val="center"/>
+            <w:hideMark/>
+          </w:tcPr>
+          <w:p>
+            <w:pPr>
+              <w:spacing w:line="240" w:lineRule="auto"/>
+            </w:pPr>
+            <w:r>
+              <w:t xml:space="preserve">2. </w:t>
+            </w:r>
+            <w:r>
+              <w:rPr>
+                <w:b/>
+                <w:bCs/>
+              </w:rPr>
+              <w:t>Changes are difficult</w:t>
+            </w:r>
+            <w:r>
+              <w:t xml:space="preserve"> once a phase is completed.</w:t>
+            </w:r>
+          </w:p>
+        </w:tc>
+      </w:tr>
+      <w:tr>
+        <w:trPr>
+          <w:tblCellSpacing w:w="15" w:type="dxa"/>
+        </w:trPr>
+        <w:tc>
+          <w:tcPr>
+            <w:tcW w:w="3051" w:type="dxa"/>
+            <w:vAlign w:val="center"/>
+            <w:hideMark/>
+          </w:tcPr>
+          <w:p>
+            <w:pPr>
+              <w:spacing w:line="240" w:lineRule="auto"/>
+            </w:pPr>
+            <w:r>
+              <w:t xml:space="preserve">3. Testing is performed </w:t>
+            </w:r>
+            <w:r>
+              <w:rPr>
+                <w:b/>
+                <w:bCs/>
+              </w:rPr>
+              <w:t>continuously</w:t>
+            </w:r>
+            <w:r>
+              <w:t xml:space="preserve"> throughout development.</w:t>
+            </w:r>
+          </w:p>
+        </w:tc>
+        <w:tc>
+          <w:tcPr>
+            <w:tcW w:w="3429" w:type="dxa"/>
+            <w:vAlign w:val="center"/>
+            <w:hideMark/>
+          </w:tcPr>
+          <w:p>
+            <w:pPr>
+              <w:spacing w:line="240" w:lineRule="auto"/>
+            </w:pPr>
+            <w:r>
+              <w:t xml:space="preserve">3. Testing is usually performed </w:t>
+            </w:r>
+            <w:r>
+              <w:rPr>
+                <w:b/>
+                <w:bCs/>
+              </w:rPr>
+              <w:t>after development is completed</w:t>
+            </w:r>
+            <w:r>
+              <w:t>.</w:t>
+            </w:r>
+          </w:p>
+        </w:tc>
+      </w:tr>
+    </w:tbl>
+    <w:p>
+      <w:pPr>
+        <w:spacing w:line="240" w:lineRule="auto"/>
+        <w:ind w:left="720"/>
+      </w:pPr>
+    </w:p>
+    <w:p>
+      <w:pPr>
+        <w:spacing w:line="240" w:lineRule="auto"/>
+        <w:ind w:left="1440"/>
+      </w:pPr>
+      <w:r>
+        <w:rPr>
+          <w:b/>
+          <w:bCs/>
+        </w:rPr>
+        <w:t>Ques3:</w:t>
+      </w:r>
+      <w:r>
+        <w:t xml:space="preserve"> </w:t>
+      </w:r>
+      <w:r>
+        <w:t>Name the 3 main Scrum roles and write one line about the responsibility of each</w:t>
+      </w:r>
+      <w:r>
+        <w:t>?</w:t>
+      </w:r>
+    </w:p>
+    <w:p>
+      <w:pPr>
+        <w:spacing w:line="240" w:lineRule="auto"/>
+        <w:ind w:left="1440"/>
+      </w:pPr>
+      <w:r>
+        <w:rPr>
+          <w:b/>
+          <w:bCs/>
+        </w:rPr>
+        <w:t>Ans:</w:t>
+      </w:r>
+      <w:r>
+        <w:t xml:space="preserve"> </w:t>
+      </w:r>
+      <w:r>
+        <w:t xml:space="preserve">The </w:t>
+      </w:r>
+      <w:r>
+        <w:rPr>
+          <w:b/>
+          <w:bCs/>
+        </w:rPr>
+        <w:t>3 main Scrum roles</w:t>
+      </w:r>
+      <w:r>
+        <w:t xml:space="preserve"> are:</w:t>
+      </w:r>
+    </w:p>
+    <w:p>
+      <w:pPr>
+        <w:numPr>
+          <w:ilvl w:val="0"/>
+          <w:numId w:val="2"/>
+        </w:numPr>
+        <w:tabs>
+          <w:tab w:val="clear" w:pos="720"/>
+          <w:tab w:val="num" w:pos="2520"/>
+        </w:tabs>
+        <w:spacing w:line="240" w:lineRule="auto"/>
+        <w:ind w:left="2520"/>
+      </w:pPr>
+      <w:r>
+        <w:rPr>
+          <w:b/>
+          <w:bCs/>
+        </w:rPr>
+        <w:t>Product Owner</w:t>
+      </w:r>
+      <w:r>
+        <w:t xml:space="preserve"> – Manages the product backlog and ensures the team builds what the customer needs. </w:t>
+      </w:r>
+    </w:p>
+    <w:p>
+      <w:pPr>
+        <w:numPr>
+          <w:ilvl w:val="0"/>
+          <w:numId w:val="2"/>
+        </w:numPr>
+        <w:tabs>
+          <w:tab w:val="clear" w:pos="720"/>
+          <w:tab w:val="num" w:pos="2520"/>
+        </w:tabs>
+        <w:spacing w:line="240" w:lineRule="auto"/>
+        <w:ind w:left="2520"/>
+      </w:pPr>
+      <w:r>
+        <w:rPr>
+          <w:b/>
+          <w:bCs/>
+        </w:rPr>
+        <w:t>Scrum Master</w:t>
+      </w:r>
+      <w:r>
+        <w:t xml:space="preserve"> – Helps the team follow Scrum practices and removes obstacles. </w:t>
+      </w:r>
+    </w:p>
+    <w:p>
+      <w:pPr>
+        <w:numPr>
+          <w:ilvl w:val="0"/>
+          <w:numId w:val="2"/>
+        </w:numPr>
+        <w:tabs>
+          <w:tab w:val="clear" w:pos="720"/>
+          <w:tab w:val="num" w:pos="2520"/>
+        </w:tabs>
+        <w:spacing w:line="240" w:lineRule="auto"/>
+        <w:ind w:left="2520"/>
+      </w:pPr>
+      <w:r>
+        <w:rPr>
+          <w:b/>
+          <w:bCs/>
+        </w:rPr>
+        <w:t>Development Team</w:t>
+      </w:r>
+      <w:r>
+        <w:t xml:space="preserve"> – Designs, develops, tests, and delivers the product increment.</w:t>
+      </w:r>
+    </w:p>
+    <w:p>
+      <w:pPr>
+        <w:spacing w:line="240" w:lineRule="auto"/>
+        <w:ind w:left="1440"/>
+      </w:pPr>
+      <w:r>
+        <w:rPr>
+          <w:b/>
+          <w:bCs/>
+        </w:rPr>
+        <w:t>Ques4:</w:t>
+      </w:r>
+      <w:r>
+        <w:t xml:space="preserve"> </w:t>
+      </w:r>
+      <w:r>
+        <w:t>What is a Sprint in Scrum? Mention its typical duration.</w:t>
+      </w:r>
+    </w:p>
+    <w:p>
+      <w:pPr>
+        <w:spacing w:line="240" w:lineRule="auto"/>
+        <w:ind w:left="1440"/>
+      </w:pPr>
+      <w:r>
+        <w:rPr>
+          <w:b/>
+          <w:bCs/>
+        </w:rPr>
+        <w:lastRenderedPageBreak/>
+        <w:t>Ans:</w:t>
+      </w:r>
+      <w:r>
+        <w:t xml:space="preserve"> </w:t>
+      </w:r>
+      <w:r>
+        <w:t xml:space="preserve">A </w:t>
+      </w:r>
+      <w:r>
+        <w:rPr>
+          <w:b/>
+          <w:bCs/>
+        </w:rPr>
+        <w:t>Sprint</w:t>
+      </w:r>
+      <w:r>
+        <w:t xml:space="preserve"> is a fixed period in Scrum during which the team completes a specific set of work and delivers a usable product increment.</w:t>
+      </w:r>
+    </w:p>
+    <w:p>
+      <w:pPr>
+        <w:spacing w:line="240" w:lineRule="auto"/>
+        <w:ind w:left="2160"/>
+      </w:pPr>
+      <w:r>
+        <w:rPr>
+          <w:b/>
+          <w:bCs/>
+        </w:rPr>
+        <w:t>Typical duration:</w:t>
+      </w:r>
+      <w:r>
+        <w:t xml:space="preserve"> </w:t>
+      </w:r>
+      <w:r>
+        <w:rPr>
+          <w:b/>
+          <w:bCs/>
+        </w:rPr>
+        <w:t>1–4 weeks</w:t>
+      </w:r>
+      <w:r>
+        <w:t xml:space="preserve">, most commonly </w:t>
+      </w:r>
+      <w:r>
+        <w:rPr>
+          <w:b/>
+          <w:bCs/>
+        </w:rPr>
+        <w:t>2 weeks</w:t>
+      </w:r>
+      <w:r>
+        <w:t>.</w:t>
+      </w:r>
+    </w:p>
+    <w:p>
+      <w:pPr>
+        <w:spacing w:line="240" w:lineRule="auto"/>
+        <w:ind w:left="1440"/>
+      </w:pPr>
+      <w:r>
+        <w:rPr>
+          <w:b/>
+          <w:bCs/>
+        </w:rPr>
+        <w:t>Ques5:</w:t>
+      </w:r>
+      <w:r>
+        <w:t xml:space="preserve"> </w:t>
+      </w:r>
+      <w:r>
+        <w:t>What do these Jira board columns mean: To Do, In Progress, Done, Backlog?</w:t>
+      </w:r>
+    </w:p>
+    <w:p>
+      <w:pPr>
+        <w:spacing w:line="240" w:lineRule="auto"/>
+        <w:ind w:left="720" w:firstLine="720"/>
+      </w:pPr>
+      <w:r>
+        <w:rPr>
+          <w:b/>
+          <w:bCs/>
+        </w:rPr>
+        <w:t>Ans:</w:t>
+      </w:r>
+      <w:r>
+        <w:rPr>
+          <w:b/>
+          <w:bCs/>
+        </w:rPr>
+        <w:tab/>
+      </w:r>
+      <w:r>
+        <w:rPr>
+          <w:b/>
+          <w:bCs/>
+        </w:rPr>
+        <w:t>To Do:</w:t>
+      </w:r>
+      <w:r>
+        <w:t xml:space="preserve"> Tasks that are ready to be started but have not yet begun. </w:t>
+      </w:r>
+    </w:p>
+    <w:p>
+      <w:pPr>
+        <w:spacing w:line="240" w:lineRule="auto"/>
+        <w:ind w:left="2160"/>
+      </w:pPr>
+      <w:r>
+        <w:rPr>
+          <w:b/>
+          <w:bCs/>
+        </w:rPr>
+        <w:t>In Progress:</w:t>
+      </w:r>
+      <w:r>
+        <w:t xml:space="preserve"> Tasks that the team is currently working on. </w:t>
+      </w:r>
+    </w:p>
+    <w:p>
+      <w:pPr>
+        <w:spacing w:line="240" w:lineRule="auto"/>
+        <w:ind w:left="2160"/>
+        <w:rPr>
+          <w:lang w:val="en-US"/>
+        </w:rPr>
+      </w:pPr>
+      <w:r>
+        <w:rPr>
+          <w:b/>
+          <w:bCs/>
+        </w:rPr>
+        <w:t>Done:</w:t>
+      </w:r>
+      <w:r>
+        <w:t xml:space="preserve"> Tasks that have been completed and meet the required criteria.</w:t>
+      </w:r>
+    </w:p>
+    <w:p>
+      <w:pPr>
+        <w:spacing w:line="240" w:lineRule="auto"/>
+        <w:ind w:left="2160"/>
+      </w:pPr>
+      <w:r>
+        <w:rPr>
+          <w:b/>
+          <w:bCs/>
+        </w:rPr>
+        <w:t>Backlog:</w:t>
+      </w:r>
+      <w:r>
+        <w:t xml:space="preserve"> Contains all tasks or ideas that are planned for future work. </w:t>
+      </w:r>
+    </w:p>
     <w:sectPr>
       <w:pgSz w:w="11906" w:h="16838"/>
       <w:pgMar w:top="1440" w:right="1440" w:bottom="1440" w:left="1440" w:header="708" w:footer="708" w:gutter="0"/>
@@ -11,6 +850,243 @@
     </w:sectPr>
   </w:body>
 </w:document>
+</file>
+
+<file path=word/numbering.xml><?xml version="1.0" encoding="utf-8"?>
+<w:numbering xmlns:wpc="http://schemas.microsoft.com/office/word/2010/wordprocessingCanvas" xmlns:cx="http://schemas.microsoft.com/office/drawing/2014/chartex" xmlns:cx1="http://schemas.microsoft.com/office/drawing/2015/9/8/chartex" xmlns:cx2="http://schemas.microsoft.com/office/drawing/2015/10/21/chartex" xmlns:cx3="http://schemas.microsoft.com/office/drawing/2016/5/9/chartex" xmlns:cx4="http://schemas.microsoft.com/office/drawing/2016/5/10/chartex" xmlns:cx5="http://schemas.microsoft.com/office/drawing/2016/5/11/chartex" xmlns:cx6="http://schemas.microsoft.com/office/drawing/2016/5/12/chartex" xmlns:cx7="http://schemas.microsoft.com/office/drawing/2016/5/13/chartex" xmlns:cx8="http://schemas.microsoft.com/office/drawing/2016/5/14/chartex" xmlns:mc="http://schemas.openxmlformats.org/markup-compatibility/2006" xmlns:aink="http://schemas.microsoft.com/office/drawing/2016/ink" xmlns:am3d="http://schemas.microsoft.com/office/drawing/2017/model3d" xmlns:o="urn:schemas-microsoft-com:office:office" xmlns:oel="http://schemas.microsoft.com/office/2019/extlst" xmlns:r="http://schemas.openxmlformats.org/officeDocument/2006/relationships" xmlns:m="http://schemas.openxmlformats.org/officeDocument/2006/math" xmlns:v="urn:schemas-microsoft-com:vml" xmlns:wp14="http://schemas.microsoft.com/office/word/2010/wordprocessingDrawing" xmlns:wp="http://schemas.openxmlformats.org/drawingml/2006/wordprocessingDrawing" xmlns:w10="urn:schemas-microsoft-com:office:word" xmlns:w="http://schemas.openxmlformats.org/wordprocessingml/2006/main" xmlns:w14="http://schemas.microsoft.com/office/word/2010/wordml" xmlns:w15="http://schemas.microsoft.com/office/word/2012/wordml" xmlns:w16cei="http://schemas.microsoft.com/office/word/2026/wordml/cei" xmlns:w16cex="http://schemas.microsoft.com/office/word/2018/wordml/cex" xmlns:w16cid="http://schemas.microsoft.com/office/word/2016/wordml/cid" xmlns:w16="http://schemas.microsoft.com/office/word/2018/wordml" xmlns:w16du="http://schemas.microsoft.com/office/word/2023/wordml/word16du" xmlns:w16sdtdh="http://schemas.microsoft.com/office/word/2020/wordml/sdtdatahash" xmlns:w16sdtfl="http://schemas.microsoft.com/office/word/2024/wordml/sdtformatlock" xmlns:w16se="http://schemas.microsoft.com/office/word/2015/wordml/symex" xmlns:wpg="http://schemas.microsoft.com/office/word/2010/wordprocessingGroup" xmlns:wpi="http://schemas.microsoft.com/office/word/2010/wordprocessingInk" xmlns:wne="http://schemas.microsoft.com/office/word/2006/wordml" xmlns:wps="http://schemas.microsoft.com/office/word/2010/wordprocessingShape" mc:Ignorable="w14 w15 w16se w16cid w16 w16cex w16sdtdh w16sdtfl w16du wp14">
+  <w:abstractNum w:abstractNumId="0" w15:restartNumberingAfterBreak="0">
+    <w:nsid w:val="5E774FC0"/>
+    <w:multiLevelType w:val="multilevel"/>
+    <w:tmpl w:val="7EE4818A"/>
+    <w:lvl w:ilvl="0">
+      <w:start w:val="1"/>
+      <w:numFmt w:val="decimal"/>
+      <w:lvlText w:val="%1."/>
+      <w:lvlJc w:val="left"/>
+      <w:pPr>
+        <w:tabs>
+          <w:tab w:val="num" w:pos="720"/>
+        </w:tabs>
+        <w:ind w:left="720" w:hanging="360"/>
+      </w:pPr>
+    </w:lvl>
+    <w:lvl w:ilvl="1" w:tentative="1">
+      <w:start w:val="1"/>
+      <w:numFmt w:val="decimal"/>
+      <w:lvlText w:val="%2."/>
+      <w:lvlJc w:val="left"/>
+      <w:pPr>
+        <w:tabs>
+          <w:tab w:val="num" w:pos="1440"/>
+        </w:tabs>
+        <w:ind w:left="1440" w:hanging="360"/>
+      </w:pPr>
+    </w:lvl>
+    <w:lvl w:ilvl="2" w:tentative="1">
+      <w:start w:val="1"/>
+      <w:numFmt w:val="decimal"/>
+      <w:lvlText w:val="%3."/>
+      <w:lvlJc w:val="left"/>
+      <w:pPr>
+        <w:tabs>
+          <w:tab w:val="num" w:pos="2160"/>
+        </w:tabs>
+        <w:ind w:left="2160" w:hanging="360"/>
+      </w:pPr>
+    </w:lvl>
+    <w:lvl w:ilvl="3" w:tentative="1">
+      <w:start w:val="1"/>
+      <w:numFmt w:val="decimal"/>
+      <w:lvlText w:val="%4."/>
+      <w:lvlJc w:val="left"/>
+      <w:pPr>
+        <w:tabs>
+          <w:tab w:val="num" w:pos="2880"/>
+        </w:tabs>
+        <w:ind w:left="2880" w:hanging="360"/>
+      </w:pPr>
+    </w:lvl>
+    <w:lvl w:ilvl="4" w:tentative="1">
+      <w:start w:val="1"/>
+      <w:numFmt w:val="decimal"/>
+      <w:lvlText w:val="%5."/>
+      <w:lvlJc w:val="left"/>
+      <w:pPr>
+        <w:tabs>
+          <w:tab w:val="num" w:pos="3600"/>
+        </w:tabs>
+        <w:ind w:left="3600" w:hanging="360"/>
+      </w:pPr>
+    </w:lvl>
+    <w:lvl w:ilvl="5" w:tentative="1">
+      <w:start w:val="1"/>
+      <w:numFmt w:val="decimal"/>
+      <w:lvlText w:val="%6."/>
+      <w:lvlJc w:val="left"/>
+      <w:pPr>
+        <w:tabs>
+          <w:tab w:val="num" w:pos="4320"/>
+        </w:tabs>
+        <w:ind w:left="4320" w:hanging="360"/>
+      </w:pPr>
+    </w:lvl>
+    <w:lvl w:ilvl="6" w:tentative="1">
+      <w:start w:val="1"/>
+      <w:numFmt w:val="decimal"/>
+      <w:lvlText w:val="%7."/>
+      <w:lvlJc w:val="left"/>
+      <w:pPr>
+        <w:tabs>
+          <w:tab w:val="num" w:pos="5040"/>
+        </w:tabs>
+        <w:ind w:left="5040" w:hanging="360"/>
+      </w:pPr>
+    </w:lvl>
+    <w:lvl w:ilvl="7" w:tentative="1">
+      <w:start w:val="1"/>
+      <w:numFmt w:val="decimal"/>
+      <w:lvlText w:val="%8."/>
+      <w:lvlJc w:val="left"/>
+      <w:pPr>
+        <w:tabs>
+          <w:tab w:val="num" w:pos="5760"/>
+        </w:tabs>
+        <w:ind w:left="5760" w:hanging="360"/>
+      </w:pPr>
+    </w:lvl>
+    <w:lvl w:ilvl="8" w:tentative="1">
+      <w:start w:val="1"/>
+      <w:numFmt w:val="decimal"/>
+      <w:lvlText w:val="%9."/>
+      <w:lvlJc w:val="left"/>
+      <w:pPr>
+        <w:tabs>
+          <w:tab w:val="num" w:pos="6480"/>
+        </w:tabs>
+        <w:ind w:left="6480" w:hanging="360"/>
+      </w:pPr>
+    </w:lvl>
+  </w:abstractNum>
+  <w:abstractNum w:abstractNumId="1" w15:restartNumberingAfterBreak="0">
+    <w:nsid w:val="69873CC9"/>
+    <w:multiLevelType w:val="multilevel"/>
+    <w:tmpl w:val="6B08716E"/>
+    <w:lvl w:ilvl="0">
+      <w:start w:val="1"/>
+      <w:numFmt w:val="decimal"/>
+      <w:lvlText w:val="%1."/>
+      <w:lvlJc w:val="left"/>
+      <w:pPr>
+        <w:tabs>
+          <w:tab w:val="num" w:pos="720"/>
+        </w:tabs>
+        <w:ind w:left="720" w:hanging="360"/>
+      </w:pPr>
+    </w:lvl>
+    <w:lvl w:ilvl="1" w:tentative="1">
+      <w:start w:val="1"/>
+      <w:numFmt w:val="decimal"/>
+      <w:lvlText w:val="%2."/>
+      <w:lvlJc w:val="left"/>
+      <w:pPr>
+        <w:tabs>
+          <w:tab w:val="num" w:pos="1440"/>
+        </w:tabs>
+        <w:ind w:left="1440" w:hanging="360"/>
+      </w:pPr>
+    </w:lvl>
+    <w:lvl w:ilvl="2" w:tentative="1">
+      <w:start w:val="1"/>
+      <w:numFmt w:val="decimal"/>
+      <w:lvlText w:val="%3."/>
+      <w:lvlJc w:val="left"/>
+      <w:pPr>
+        <w:tabs>
+          <w:tab w:val="num" w:pos="2160"/>
+        </w:tabs>
+        <w:ind w:left="2160" w:hanging="360"/>
+      </w:pPr>
+    </w:lvl>
+    <w:lvl w:ilvl="3" w:tentative="1">
+      <w:start w:val="1"/>
+      <w:numFmt w:val="decimal"/>
+      <w:lvlText w:val="%4."/>
+      <w:lvlJc w:val="left"/>
+      <w:pPr>
+        <w:tabs>
+          <w:tab w:val="num" w:pos="2880"/>
+        </w:tabs>
+        <w:ind w:left="2880" w:hanging="360"/>
+      </w:pPr>
+    </w:lvl>
+    <w:lvl w:ilvl="4" w:tentative="1">
+      <w:start w:val="1"/>
+      <w:numFmt w:val="decimal"/>
+      <w:lvlText w:val="%5."/>
+      <w:lvlJc w:val="left"/>
+      <w:pPr>
+        <w:tabs>
+          <w:tab w:val="num" w:pos="3600"/>
+        </w:tabs>
+        <w:ind w:left="3600" w:hanging="360"/>
+      </w:pPr>
+    </w:lvl>
+    <w:lvl w:ilvl="5" w:tentative="1">
+      <w:start w:val="1"/>
+      <w:numFmt w:val="decimal"/>
+      <w:lvlText w:val="%6."/>
+      <w:lvlJc w:val="left"/>
+      <w:pPr>
+        <w:tabs>
+          <w:tab w:val="num" w:pos="4320"/>
+        </w:tabs>
+        <w:ind w:left="4320" w:hanging="360"/>
+      </w:pPr>
+    </w:lvl>
+    <w:lvl w:ilvl="6" w:tentative="1">
+      <w:start w:val="1"/>
+      <w:numFmt w:val="decimal"/>
+      <w:lvlText w:val="%7."/>
+      <w:lvlJc w:val="left"/>
+      <w:pPr>
+        <w:tabs>
+          <w:tab w:val="num" w:pos="5040"/>
+        </w:tabs>
+        <w:ind w:left="5040" w:hanging="360"/>
+      </w:pPr>
+    </w:lvl>
+    <w:lvl w:ilvl="7" w:tentative="1">
+      <w:start w:val="1"/>
+      <w:numFmt w:val="decimal"/>
+      <w:lvlText w:val="%8."/>
+      <w:lvlJc w:val="left"/>
+      <w:pPr>
+        <w:tabs>
+          <w:tab w:val="num" w:pos="5760"/>
+        </w:tabs>
+        <w:ind w:left="5760" w:hanging="360"/>
+      </w:pPr>
+    </w:lvl>
+    <w:lvl w:ilvl="8" w:tentative="1">
+      <w:start w:val="1"/>
+      <w:numFmt w:val="decimal"/>
+      <w:lvlText w:val="%9."/>
+      <w:lvlJc w:val="left"/>
+      <w:pPr>
+        <w:tabs>
+          <w:tab w:val="num" w:pos="6480"/>
+        </w:tabs>
+        <w:ind w:left="6480" w:hanging="360"/>
+      </w:pPr>
+    </w:lvl>
+  </w:abstractNum>
+  <w:num w:numId="1" w16cid:durableId="93597407">
+    <w:abstractNumId w:val="1"/>
+  </w:num>
+  <w:num w:numId="2" w16cid:durableId="1961261318">
+    <w:abstractNumId w:val="0"/>
+  </w:num>
+</w:numbering>
 </file>
 
 <file path=word/styles.xml><?xml version="1.0" encoding="utf-8"?>
@@ -616,7 +1692,6 @@
   <w:style w:type="character" w:default="1" w:styleId="DefaultParagraphFont">
     <w:name w:val="Default Paragraph Font"/>
     <w:uiPriority w:val="1"/>
-    <w:semiHidden/>
     <w:unhideWhenUsed/>
   </w:style>
   <w:style w:type="table" w:default="1" w:styleId="TableNormal">
